--- a/Fiche_preparation_Metier_formation_S3_fonctions_taches_options_GE104.docx
+++ b/Fiche_preparation_Metier_formation_S3_fonctions_taches_options_GE104.docx
@@ -773,7 +773,7 @@
               <w:rPr>
                 <w:sz w:val="20"/>
               </w:rPr>
-              <w:t>– profil du métier : milieu de travail, qualités requises ; correction du travail demandé (projet professionnel).</w:t>
+              <w:t>– profil du métier : milieu de travail, qualités requises ; correction du travail demandé (offres d'emploi apportées).</w:t>
             </w:r>
           </w:p>
         </w:tc>
